--- a/framework-templates/Financial_Promotions_Policy_v2.0_Template.docx
+++ b/framework-templates/Financial_Promotions_Policy_v2.0_Template.docx
@@ -321,6 +321,24 @@
           <w:b/>
           <w:bCs/>
         </w:rPr>
+        <w:t xml:space="preserve">Supporting registers are mandatory.</w:t>
+      </w:r>
+      <w:r>
+        <w:t xml:space="preserve"> This document relies on the KMS registers listed in its “Supporting registers” section (where it has one). The FCA judges a firm on the records that show its policies working in practice, so a firm that adopts this document without using its registers is likely to fail FCA scrutiny. Start using them from day one.</w:t>
+      </w:r>
+    </w:p>
+    <w:p>
+      <w:pPr>
+        <w:numPr>
+          <w:ilvl w:val="0"/>
+          <w:numId w:val="1"/>
+        </w:numPr>
+      </w:pPr>
+      <w:r>
+        <w:rPr>
+          <w:b/>
+          <w:bCs/>
+        </w:rPr>
         <w:t xml:space="preserve">Grey “KMS guidance” boxes</w:t>
       </w:r>
       <w:r>
@@ -826,18 +844,7 @@
         <w:t xml:space="preserve">4.2 What the approver checks.</w:t>
       </w:r>
       <w:r>
-        <w:t xml:space="preserve"> The approver uses our Financial Promotion Checklist </w:t>
-      </w:r>
-      <w:r>
-        <w:rPr>
-          <w:b/>
-          <w:bCs/>
-          <w:highlight w:val="yellow"/>
-        </w:rPr>
-        <w:t xml:space="preserve">[Insert location]</w:t>
-      </w:r>
-      <w:r>
-        <w:t xml:space="preserve">, which covers: whether the communication is a promotion; the target audience; fair, clear and not misleading content; balance and prominence of risks and benefits; required information and warnings for our activities (section 7); channel requirements (section 6); consumer understanding and vulnerability; and consistency with the product and its target market.</w:t>
+        <w:t xml:space="preserve"> The approver completes the Approval Checklist in the Financial Promotions Log workbook, which covers: whether the communication is a promotion; the target audience; fair, clear and not misleading content; balance and prominence of risks and benefits; required information and warnings for our activities (section 7); channel requirements (section 6); consumer understanding and vulnerability; and consistency with the product and its target market.</w:t>
       </w:r>
     </w:p>
     <w:p>
@@ -849,7 +856,7 @@
         <w:t xml:space="preserve">4.3 Financial Promotions Log.</w:t>
       </w:r>
       <w:r>
-        <w:t xml:space="preserve"> We record every promotion in our Financial Promotions Log, including: a copy of the final version; the approver and approval date; the channel(s) and dates used; the target audience; the evidence supporting any claims or figures (for example the basis of a representative APR); any expiry or review date; and the date it was withdrawn.</w:t>
+        <w:t xml:space="preserve"> We record every promotion in our Financial Promotions Log (Financial_Promotions_Log_v2.0_Template.xlsx), including: a copy of the final version; the approver and approval date; the channel(s) and dates used; the target audience; the evidence supporting any claims or figures (for example the basis of a representative APR); any expiry or review date; and the date it was withdrawn.</w:t>
       </w:r>
     </w:p>
     <w:p>
@@ -3057,6 +3064,314 @@
         </w:rPr>
         <w:t xml:space="preserve">[Delete any you do not have.]</w:t>
       </w:r>
+    </w:p>
+    <w:p>
+      <w:pPr>
+        <w:pStyle w:val="Heading10"/>
+        <w:outlineLvl w:val="0"/>
+      </w:pPr>
+      <w:r>
+        <w:t xml:space="preserve">13. Supporting registers</w:t>
+      </w:r>
+    </w:p>
+    <w:p>
+      <w:r>
+        <w:t xml:space="preserve">The KMS registers below support this policy. They are an essential part of it, not optional extras: the FCA judges whether a policy works in practice by looking at these records, and a policy without them is unlikely to withstand scrutiny. Keep them up to date from your first day of trading. The owner and review frequency are recorded in each register.</w:t>
+      </w:r>
+    </w:p>
+    <w:p>
+      <w:pPr>
+        <w:pBdr>
+          <w:top w:val="single" w:sz="4" w:space="4" w:color="11304F"/>
+          <w:left w:val="single" w:sz="24" w:space="4" w:color="11304F"/>
+          <w:bottom w:val="single" w:sz="4" w:space="4" w:color="11304F"/>
+          <w:right w:val="single" w:sz="4" w:space="4" w:color="11304F"/>
+        </w:pBdr>
+        <w:shd w:val="clear" w:color="auto" w:fill="F2F2F2"/>
+        <w:spacing w:before="120" w:after="120"/>
+        <w:ind w:left="113" w:right="113"/>
+      </w:pPr>
+      <w:r>
+        <w:rPr>
+          <w:b/>
+          <w:bCs/>
+        </w:rPr>
+        <w:t xml:space="preserve">KMS guidance: </w:t>
+      </w:r>
+      <w:r>
+        <w:rPr>
+          <w:i/>
+          <w:iCs/>
+        </w:rPr>
+        <w:t xml:space="preserve">Do not delete a register from this list because you have not started using it yet – start using it. Where one part of a register genuinely cannot apply to your firm (for example safeguarding when you hold no relevant funds), keep the register and record why that part does not apply.</w:t>
+      </w:r>
+    </w:p>
+    <w:tbl>
+      <w:tblPr>
+        <w:tblW w:w="9026" w:type="dxa"/>
+        <w:tblBorders>
+          <w:top w:val="single" w:sz="4" w:space="0" w:color="A6A6A6"/>
+          <w:left w:val="single" w:sz="4" w:space="0" w:color="A6A6A6"/>
+          <w:bottom w:val="single" w:sz="4" w:space="0" w:color="A6A6A6"/>
+          <w:right w:val="single" w:sz="4" w:space="0" w:color="A6A6A6"/>
+          <w:insideH w:val="single" w:sz="4" w:space="0" w:color="A6A6A6"/>
+          <w:insideV w:val="single" w:sz="4" w:space="0" w:color="A6A6A6"/>
+        </w:tblBorders>
+        <w:tblLayout w:type="fixed"/>
+        <w:tblCellMar>
+          <w:top w:w="57" w:type="dxa"/>
+          <w:left w:w="85" w:type="dxa"/>
+          <w:bottom w:w="57" w:type="dxa"/>
+          <w:right w:w="85" w:type="dxa"/>
+        </w:tblCellMar>
+        <w:tblLook w:val="04A0" w:firstRow="1" w:lastRow="0" w:firstColumn="0" w:lastColumn="0" w:noHBand="0" w:noVBand="1"/>
+      </w:tblPr>
+      <w:tblGrid>
+        <w:gridCol w:w="2527"/>
+        <w:gridCol w:w="2888"/>
+        <w:gridCol w:w="3611"/>
+      </w:tblGrid>
+      <w:tr>
+        <w:trPr>
+          <w:cantSplit/>
+          <w:tblHeader/>
+        </w:trPr>
+        <w:tc>
+          <w:tcPr>
+            <w:tcW w:w="2527" w:type="dxa"/>
+            <w:shd w:val="clear" w:color="auto" w:fill="D9E2F3"/>
+          </w:tcPr>
+          <w:p>
+            <w:pPr>
+              <w:spacing w:before="0" w:after="60"/>
+            </w:pPr>
+            <w:r>
+              <w:rPr>
+                <w:b/>
+                <w:bCs/>
+              </w:rPr>
+              <w:t xml:space="preserve">Register</w:t>
+            </w:r>
+          </w:p>
+        </w:tc>
+        <w:tc>
+          <w:tcPr>
+            <w:tcW w:w="2888" w:type="dxa"/>
+            <w:shd w:val="clear" w:color="auto" w:fill="D9E2F3"/>
+          </w:tcPr>
+          <w:p>
+            <w:pPr>
+              <w:spacing w:before="0" w:after="60"/>
+            </w:pPr>
+            <w:r>
+              <w:rPr>
+                <w:b/>
+                <w:bCs/>
+              </w:rPr>
+              <w:t xml:space="preserve">KMS file</w:t>
+            </w:r>
+          </w:p>
+        </w:tc>
+        <w:tc>
+          <w:tcPr>
+            <w:tcW w:w="3611" w:type="dxa"/>
+            <w:shd w:val="clear" w:color="auto" w:fill="D9E2F3"/>
+          </w:tcPr>
+          <w:p>
+            <w:pPr>
+              <w:spacing w:before="0" w:after="60"/>
+            </w:pPr>
+            <w:r>
+              <w:rPr>
+                <w:b/>
+                <w:bCs/>
+              </w:rPr>
+              <w:t xml:space="preserve">What it evidences</w:t>
+            </w:r>
+          </w:p>
+        </w:tc>
+      </w:tr>
+      <w:tr>
+        <w:trPr>
+          <w:cantSplit/>
+        </w:trPr>
+        <w:tc>
+          <w:tcPr>
+            <w:tcW w:w="2527" w:type="dxa"/>
+          </w:tcPr>
+          <w:p>
+            <w:pPr>
+              <w:spacing w:before="0" w:after="60"/>
+            </w:pPr>
+            <w:r>
+              <w:t xml:space="preserve">Financial Promotions Log and Approval Checklist</w:t>
+            </w:r>
+          </w:p>
+        </w:tc>
+        <w:tc>
+          <w:tcPr>
+            <w:tcW w:w="2888" w:type="dxa"/>
+          </w:tcPr>
+          <w:p>
+            <w:pPr>
+              <w:spacing w:before="0" w:after="60"/>
+            </w:pPr>
+            <w:r>
+              <w:t xml:space="preserve">Financial_Promotions_Log_v2.0_Template.xlsx</w:t>
+            </w:r>
+          </w:p>
+        </w:tc>
+        <w:tc>
+          <w:tcPr>
+            <w:tcW w:w="3611" w:type="dxa"/>
+          </w:tcPr>
+          <w:p>
+            <w:pPr>
+              <w:spacing w:before="0" w:after="60"/>
+            </w:pPr>
+            <w:r>
+              <w:t xml:space="preserve">Every promotion approved before use, the checks made, evidence for claims and withdrawal</w:t>
+            </w:r>
+          </w:p>
+        </w:tc>
+      </w:tr>
+      <w:tr>
+        <w:trPr>
+          <w:cantSplit/>
+        </w:trPr>
+        <w:tc>
+          <w:tcPr>
+            <w:tcW w:w="2527" w:type="dxa"/>
+          </w:tcPr>
+          <w:p>
+            <w:pPr>
+              <w:spacing w:before="0" w:after="60"/>
+            </w:pPr>
+            <w:r>
+              <w:t xml:space="preserve">Compliance Monitoring Tracker (Monitoring Schedule, File Review Record, Corrective Action Log, Compliance Universe Register)</w:t>
+            </w:r>
+          </w:p>
+        </w:tc>
+        <w:tc>
+          <w:tcPr>
+            <w:tcW w:w="2888" w:type="dxa"/>
+          </w:tcPr>
+          <w:p>
+            <w:pPr>
+              <w:spacing w:before="0" w:after="60"/>
+            </w:pPr>
+            <w:r>
+              <w:t xml:space="preserve">Compliance_Monitoring_Tracker_v2.0_Template.xlsx</w:t>
+            </w:r>
+          </w:p>
+        </w:tc>
+        <w:tc>
+          <w:tcPr>
+            <w:tcW w:w="3611" w:type="dxa"/>
+          </w:tcPr>
+          <w:p>
+            <w:pPr>
+              <w:spacing w:before="0" w:after="60"/>
+            </w:pPr>
+            <w:r>
+              <w:t xml:space="preserve">Checks completed against the plan, file review results, corrective actions to closure, and the requirements that apply to us</w:t>
+            </w:r>
+          </w:p>
+        </w:tc>
+      </w:tr>
+      <w:tr>
+        <w:trPr>
+          <w:cantSplit/>
+        </w:trPr>
+        <w:tc>
+          <w:tcPr>
+            <w:tcW w:w="2527" w:type="dxa"/>
+          </w:tcPr>
+          <w:p>
+            <w:pPr>
+              <w:spacing w:before="0" w:after="60"/>
+            </w:pPr>
+            <w:r>
+              <w:t xml:space="preserve">Complaints Register</w:t>
+            </w:r>
+          </w:p>
+        </w:tc>
+        <w:tc>
+          <w:tcPr>
+            <w:tcW w:w="2888" w:type="dxa"/>
+          </w:tcPr>
+          <w:p>
+            <w:pPr>
+              <w:spacing w:before="0" w:after="60"/>
+            </w:pPr>
+            <w:r>
+              <w:t xml:space="preserve">Complaints_Register_v2.0_Template.xlsx</w:t>
+            </w:r>
+          </w:p>
+        </w:tc>
+        <w:tc>
+          <w:tcPr>
+            <w:tcW w:w="3611" w:type="dxa"/>
+          </w:tcPr>
+          <w:p>
+            <w:pPr>
+              <w:spacing w:before="0" w:after="60"/>
+            </w:pPr>
+            <w:r>
+              <w:t xml:space="preserve">Every complaint, DISP deadlines, outcomes, redress, root causes and Ombudsman referrals</w:t>
+            </w:r>
+          </w:p>
+        </w:tc>
+      </w:tr>
+      <w:tr>
+        <w:trPr>
+          <w:cantSplit/>
+        </w:trPr>
+        <w:tc>
+          <w:tcPr>
+            <w:tcW w:w="2527" w:type="dxa"/>
+          </w:tcPr>
+          <w:p>
+            <w:pPr>
+              <w:spacing w:before="0" w:after="60"/>
+            </w:pPr>
+            <w:r>
+              <w:t xml:space="preserve">Training Log (Training Matrix, Training Record, Competence Register, CPD Log)</w:t>
+            </w:r>
+          </w:p>
+        </w:tc>
+        <w:tc>
+          <w:tcPr>
+            <w:tcW w:w="2888" w:type="dxa"/>
+          </w:tcPr>
+          <w:p>
+            <w:pPr>
+              <w:spacing w:before="0" w:after="60"/>
+            </w:pPr>
+            <w:r>
+              <w:t xml:space="preserve">Training_Log_v2.0_Template.xlsx</w:t>
+            </w:r>
+          </w:p>
+        </w:tc>
+        <w:tc>
+          <w:tcPr>
+            <w:tcW w:w="3611" w:type="dxa"/>
+          </w:tcPr>
+          <w:p>
+            <w:pPr>
+              <w:spacing w:before="0" w:after="60"/>
+            </w:pPr>
+            <w:r>
+              <w:t xml:space="preserve">Training completed, competence assessed, supervision, qualifications and CPD</w:t>
+            </w:r>
+          </w:p>
+        </w:tc>
+      </w:tr>
+    </w:tbl>
+    <w:p>
+      <w:pPr>
+        <w:spacing w:before="0" w:after="0"/>
+      </w:pPr>
     </w:p>
     <w:sectPr>
       <w:pgSz w:w="11906" w:h="16838"/>
